--- a/multilingual-audio-guide/docs/baocao_English (1).docx
+++ b/multilingual-audio-guide/docs/baocao_English (1).docx
@@ -6304,6 +6304,14 @@
       </w:tblGrid>
       <w:tr>
         <w:tblPrEx>
+          <w:tblBorders>
+            <w:top w:val="single" w:color="auto" w:sz="4" w:space="0"/>
+            <w:left w:val="single" w:color="auto" w:sz="4" w:space="0"/>
+            <w:bottom w:val="single" w:color="auto" w:sz="4" w:space="0"/>
+            <w:right w:val="single" w:color="auto" w:sz="4" w:space="0"/>
+            <w:insideH w:val="single" w:color="auto" w:sz="4" w:space="0"/>
+            <w:insideV w:val="single" w:color="auto" w:sz="4" w:space="0"/>
+          </w:tblBorders>
           <w:tblCellMar>
             <w:top w:w="0" w:type="dxa"/>
             <w:left w:w="108" w:type="dxa"/>
@@ -20695,6 +20703,8 @@
         </w:rPr>
         <w:t>I derived the entities from the use cases (UC0, UC1–3 for Visitor/Manager/Admin) and the architecture section (PostgreSQL/SQLite storing Users, Places, Bus Lines, Proposals, Activity Logs; media files stored on S3).</w:t>
       </w:r>
+      <w:bookmarkStart w:id="21" w:name="_GoBack"/>
+      <w:bookmarkEnd w:id="21"/>
     </w:p>
     <w:p>
       <w:pPr>
@@ -20732,9 +20742,9 @@
         </w:tblCellMar>
       </w:tblPr>
       <w:tblGrid>
-        <w:gridCol w:w="3172"/>
-        <w:gridCol w:w="2099"/>
-        <w:gridCol w:w="5745"/>
+        <w:gridCol w:w="3344"/>
+        <w:gridCol w:w="2094"/>
+        <w:gridCol w:w="5578"/>
       </w:tblGrid>
       <w:tr>
         <w:tblPrEx>
@@ -20871,73 +20881,97 @@
             <w:pPr>
               <w:spacing w:before="0" w:beforeAutospacing="0" w:after="0" w:afterAutospacing="0"/>
               <w:ind w:firstLine="0"/>
-            </w:pPr>
-            <w:r>
-              <w:rPr>
-                <w:rFonts w:ascii="Consolas" w:hAnsi="Consolas" w:eastAsia="Consolas" w:cs="Consolas"/>
+              <w:rPr>
+                <w:rFonts w:hint="default" w:ascii="Times New Roman" w:hAnsi="Times New Roman" w:cs="Times New Roman"/>
+              </w:rPr>
+            </w:pPr>
+            <w:r>
+              <w:rPr>
+                <w:rFonts w:hint="default" w:ascii="Times New Roman" w:hAnsi="Times New Roman" w:eastAsia="Consolas" w:cs="Times New Roman"/>
               </w:rPr>
               <w:t>user_id</w:t>
             </w:r>
             <w:r>
+              <w:rPr>
+                <w:rFonts w:hint="default" w:ascii="Times New Roman" w:hAnsi="Times New Roman" w:cs="Times New Roman"/>
+              </w:rPr>
               <w:t xml:space="preserve"> (PK), </w:t>
             </w:r>
             <w:r>
               <w:rPr>
-                <w:rFonts w:ascii="Consolas" w:hAnsi="Consolas" w:eastAsia="Consolas" w:cs="Consolas"/>
+                <w:rFonts w:hint="default" w:ascii="Times New Roman" w:hAnsi="Times New Roman" w:eastAsia="Consolas" w:cs="Times New Roman"/>
               </w:rPr>
               <w:t>username</w:t>
             </w:r>
             <w:r>
+              <w:rPr>
+                <w:rFonts w:hint="default" w:ascii="Times New Roman" w:hAnsi="Times New Roman" w:cs="Times New Roman"/>
+              </w:rPr>
               <w:t xml:space="preserve"> (UNIQUE), </w:t>
             </w:r>
             <w:r>
               <w:rPr>
-                <w:rFonts w:ascii="Consolas" w:hAnsi="Consolas" w:eastAsia="Consolas" w:cs="Consolas"/>
+                <w:rFonts w:hint="default" w:ascii="Times New Roman" w:hAnsi="Times New Roman" w:eastAsia="Consolas" w:cs="Times New Roman"/>
               </w:rPr>
               <w:t>password_hash</w:t>
             </w:r>
             <w:r>
+              <w:rPr>
+                <w:rFonts w:hint="default" w:ascii="Times New Roman" w:hAnsi="Times New Roman" w:cs="Times New Roman"/>
+              </w:rPr>
               <w:t xml:space="preserve"> (Bcrypt), </w:t>
             </w:r>
             <w:r>
               <w:rPr>
-                <w:rFonts w:ascii="Consolas" w:hAnsi="Consolas" w:eastAsia="Consolas" w:cs="Consolas"/>
+                <w:rFonts w:hint="default" w:ascii="Times New Roman" w:hAnsi="Times New Roman" w:eastAsia="Consolas" w:cs="Times New Roman"/>
               </w:rPr>
               <w:t>role</w:t>
             </w:r>
             <w:r>
+              <w:rPr>
+                <w:rFonts w:hint="default" w:ascii="Times New Roman" w:hAnsi="Times New Roman" w:cs="Times New Roman"/>
+              </w:rPr>
               <w:t xml:space="preserve"> (ADMIN/MANAGER), </w:t>
             </w:r>
             <w:r>
               <w:rPr>
-                <w:rFonts w:ascii="Consolas" w:hAnsi="Consolas" w:eastAsia="Consolas" w:cs="Consolas"/>
+                <w:rFonts w:hint="default" w:ascii="Times New Roman" w:hAnsi="Times New Roman" w:eastAsia="Consolas" w:cs="Times New Roman"/>
               </w:rPr>
               <w:t>is_active</w:t>
             </w:r>
             <w:r>
+              <w:rPr>
+                <w:rFonts w:hint="default" w:ascii="Times New Roman" w:hAnsi="Times New Roman" w:cs="Times New Roman"/>
+              </w:rPr>
               <w:t xml:space="preserve">, </w:t>
             </w:r>
             <w:r>
               <w:rPr>
-                <w:rFonts w:ascii="Consolas" w:hAnsi="Consolas" w:eastAsia="Consolas" w:cs="Consolas"/>
+                <w:rFonts w:hint="default" w:ascii="Times New Roman" w:hAnsi="Times New Roman" w:eastAsia="Consolas" w:cs="Times New Roman"/>
               </w:rPr>
               <w:t>is_super_admin</w:t>
             </w:r>
             <w:r>
+              <w:rPr>
+                <w:rFonts w:hint="default" w:ascii="Times New Roman" w:hAnsi="Times New Roman" w:cs="Times New Roman"/>
+              </w:rPr>
               <w:t xml:space="preserve">, </w:t>
             </w:r>
             <w:r>
               <w:rPr>
-                <w:rFonts w:ascii="Consolas" w:hAnsi="Consolas" w:eastAsia="Consolas" w:cs="Consolas"/>
+                <w:rFonts w:hint="default" w:ascii="Times New Roman" w:hAnsi="Times New Roman" w:eastAsia="Consolas" w:cs="Times New Roman"/>
               </w:rPr>
               <w:t>landmark_id</w:t>
             </w:r>
             <w:r>
+              <w:rPr>
+                <w:rFonts w:hint="default" w:ascii="Times New Roman" w:hAnsi="Times New Roman" w:cs="Times New Roman"/>
+              </w:rPr>
               <w:t xml:space="preserve"> (FK, null for Admin), </w:t>
             </w:r>
             <w:r>
               <w:rPr>
-                <w:rFonts w:ascii="Consolas" w:hAnsi="Consolas" w:eastAsia="Consolas" w:cs="Consolas"/>
+                <w:rFonts w:hint="default" w:ascii="Times New Roman" w:hAnsi="Times New Roman" w:eastAsia="Consolas" w:cs="Times New Roman"/>
               </w:rPr>
               <w:t>created_at</w:t>
             </w:r>
@@ -21004,109 +21038,145 @@
             <w:pPr>
               <w:spacing w:before="0" w:beforeAutospacing="0" w:after="0" w:afterAutospacing="0"/>
               <w:ind w:firstLine="0"/>
-            </w:pPr>
-            <w:r>
-              <w:rPr>
-                <w:rFonts w:ascii="Consolas" w:hAnsi="Consolas" w:eastAsia="Consolas" w:cs="Consolas"/>
+              <w:rPr>
+                <w:rFonts w:hint="default" w:ascii="Times New Roman" w:hAnsi="Times New Roman" w:cs="Times New Roman"/>
+              </w:rPr>
+            </w:pPr>
+            <w:r>
+              <w:rPr>
+                <w:rFonts w:hint="default" w:ascii="Times New Roman" w:hAnsi="Times New Roman" w:eastAsia="Consolas" w:cs="Times New Roman"/>
               </w:rPr>
               <w:t>landmark_id</w:t>
             </w:r>
             <w:r>
+              <w:rPr>
+                <w:rFonts w:hint="default" w:ascii="Times New Roman" w:hAnsi="Times New Roman" w:cs="Times New Roman"/>
+              </w:rPr>
               <w:t xml:space="preserve"> (PK), </w:t>
             </w:r>
             <w:r>
               <w:rPr>
-                <w:rFonts w:ascii="Consolas" w:hAnsi="Consolas" w:eastAsia="Consolas" w:cs="Consolas"/>
+                <w:rFonts w:hint="default" w:ascii="Times New Roman" w:hAnsi="Times New Roman" w:eastAsia="Consolas" w:cs="Times New Roman"/>
               </w:rPr>
               <w:t>title_vi/en</w:t>
             </w:r>
             <w:r>
+              <w:rPr>
+                <w:rFonts w:hint="default" w:ascii="Times New Roman" w:hAnsi="Times New Roman" w:cs="Times New Roman"/>
+              </w:rPr>
               <w:t xml:space="preserve">, </w:t>
             </w:r>
             <w:r>
               <w:rPr>
-                <w:rFonts w:ascii="Consolas" w:hAnsi="Consolas" w:eastAsia="Consolas" w:cs="Consolas"/>
+                <w:rFonts w:hint="default" w:ascii="Times New Roman" w:hAnsi="Times New Roman" w:eastAsia="Consolas" w:cs="Times New Roman"/>
               </w:rPr>
               <w:t>subtitle_vi/en</w:t>
             </w:r>
             <w:r>
+              <w:rPr>
+                <w:rFonts w:hint="default" w:ascii="Times New Roman" w:hAnsi="Times New Roman" w:cs="Times New Roman"/>
+              </w:rPr>
               <w:t xml:space="preserve">, </w:t>
             </w:r>
             <w:r>
               <w:rPr>
-                <w:rFonts w:ascii="Consolas" w:hAnsi="Consolas" w:eastAsia="Consolas" w:cs="Consolas"/>
+                <w:rFonts w:hint="default" w:ascii="Times New Roman" w:hAnsi="Times New Roman" w:eastAsia="Consolas" w:cs="Times New Roman"/>
               </w:rPr>
               <w:t>latitude</w:t>
             </w:r>
             <w:r>
+              <w:rPr>
+                <w:rFonts w:hint="default" w:ascii="Times New Roman" w:hAnsi="Times New Roman" w:cs="Times New Roman"/>
+              </w:rPr>
               <w:t xml:space="preserve">, </w:t>
             </w:r>
             <w:r>
               <w:rPr>
-                <w:rFonts w:ascii="Consolas" w:hAnsi="Consolas" w:eastAsia="Consolas" w:cs="Consolas"/>
+                <w:rFonts w:hint="default" w:ascii="Times New Roman" w:hAnsi="Times New Roman" w:eastAsia="Consolas" w:cs="Times New Roman"/>
               </w:rPr>
               <w:t>longitude</w:t>
             </w:r>
             <w:r>
+              <w:rPr>
+                <w:rFonts w:hint="default" w:ascii="Times New Roman" w:hAnsi="Times New Roman" w:cs="Times New Roman"/>
+              </w:rPr>
               <w:t xml:space="preserve">, </w:t>
             </w:r>
             <w:r>
               <w:rPr>
-                <w:rFonts w:ascii="Consolas" w:hAnsi="Consolas" w:eastAsia="Consolas" w:cs="Consolas"/>
+                <w:rFonts w:hint="default" w:ascii="Times New Roman" w:hAnsi="Times New Roman" w:eastAsia="Consolas" w:cs="Times New Roman"/>
               </w:rPr>
               <w:t>background_image_url</w:t>
             </w:r>
             <w:r>
+              <w:rPr>
+                <w:rFonts w:hint="default" w:ascii="Times New Roman" w:hAnsi="Times New Roman" w:cs="Times New Roman"/>
+              </w:rPr>
               <w:t xml:space="preserve">, </w:t>
             </w:r>
             <w:r>
               <w:rPr>
-                <w:rFonts w:ascii="Consolas" w:hAnsi="Consolas" w:eastAsia="Consolas" w:cs="Consolas"/>
+                <w:rFonts w:hint="default" w:ascii="Times New Roman" w:hAnsi="Times New Roman" w:eastAsia="Consolas" w:cs="Times New Roman"/>
               </w:rPr>
               <w:t>description_vi/en</w:t>
             </w:r>
             <w:r>
+              <w:rPr>
+                <w:rFonts w:hint="default" w:ascii="Times New Roman" w:hAnsi="Times New Roman" w:cs="Times New Roman"/>
+              </w:rPr>
               <w:t xml:space="preserve">, </w:t>
             </w:r>
             <w:r>
               <w:rPr>
-                <w:rFonts w:ascii="Consolas" w:hAnsi="Consolas" w:eastAsia="Consolas" w:cs="Consolas"/>
+                <w:rFonts w:hint="default" w:ascii="Times New Roman" w:hAnsi="Times New Roman" w:eastAsia="Consolas" w:cs="Times New Roman"/>
               </w:rPr>
               <w:t>transcript_vi/en</w:t>
             </w:r>
             <w:r>
+              <w:rPr>
+                <w:rFonts w:hint="default" w:ascii="Times New Roman" w:hAnsi="Times New Roman" w:cs="Times New Roman"/>
+              </w:rPr>
               <w:t xml:space="preserve">, </w:t>
             </w:r>
             <w:r>
               <w:rPr>
-                <w:rFonts w:ascii="Consolas" w:hAnsi="Consolas" w:eastAsia="Consolas" w:cs="Consolas"/>
+                <w:rFonts w:hint="default" w:ascii="Times New Roman" w:hAnsi="Times New Roman" w:eastAsia="Consolas" w:cs="Times New Roman"/>
               </w:rPr>
               <w:t>audio_vi_url</w:t>
             </w:r>
             <w:r>
+              <w:rPr>
+                <w:rFonts w:hint="default" w:ascii="Times New Roman" w:hAnsi="Times New Roman" w:cs="Times New Roman"/>
+              </w:rPr>
               <w:t xml:space="preserve">, </w:t>
             </w:r>
             <w:r>
               <w:rPr>
-                <w:rFonts w:ascii="Consolas" w:hAnsi="Consolas" w:eastAsia="Consolas" w:cs="Consolas"/>
+                <w:rFonts w:hint="default" w:ascii="Times New Roman" w:hAnsi="Times New Roman" w:eastAsia="Consolas" w:cs="Times New Roman"/>
               </w:rPr>
               <w:t>audio_en_url</w:t>
             </w:r>
             <w:r>
+              <w:rPr>
+                <w:rFonts w:hint="default" w:ascii="Times New Roman" w:hAnsi="Times New Roman" w:cs="Times New Roman"/>
+              </w:rPr>
               <w:t xml:space="preserve">, </w:t>
             </w:r>
             <w:r>
               <w:rPr>
-                <w:rFonts w:ascii="Consolas" w:hAnsi="Consolas" w:eastAsia="Consolas" w:cs="Consolas"/>
+                <w:rFonts w:hint="default" w:ascii="Times New Roman" w:hAnsi="Times New Roman" w:eastAsia="Consolas" w:cs="Times New Roman"/>
               </w:rPr>
               <w:t>has_pending_request</w:t>
             </w:r>
             <w:r>
+              <w:rPr>
+                <w:rFonts w:hint="default" w:ascii="Times New Roman" w:hAnsi="Times New Roman" w:cs="Times New Roman"/>
+              </w:rPr>
               <w:t xml:space="preserve">, </w:t>
             </w:r>
             <w:r>
               <w:rPr>
-                <w:rFonts w:ascii="Consolas" w:hAnsi="Consolas" w:eastAsia="Consolas" w:cs="Consolas"/>
+                <w:rFonts w:hint="default" w:ascii="Times New Roman" w:hAnsi="Times New Roman" w:eastAsia="Consolas" w:cs="Times New Roman"/>
               </w:rPr>
               <w:t>updated_at</w:t>
             </w:r>
@@ -21173,37 +21243,49 @@
             <w:pPr>
               <w:spacing w:before="0" w:beforeAutospacing="0" w:after="0" w:afterAutospacing="0"/>
               <w:ind w:firstLine="0"/>
-            </w:pPr>
-            <w:r>
-              <w:rPr>
-                <w:rFonts w:ascii="Consolas" w:hAnsi="Consolas" w:eastAsia="Consolas" w:cs="Consolas"/>
+              <w:rPr>
+                <w:rFonts w:hint="default" w:ascii="Times New Roman" w:hAnsi="Times New Roman" w:cs="Times New Roman"/>
+              </w:rPr>
+            </w:pPr>
+            <w:r>
+              <w:rPr>
+                <w:rFonts w:hint="default" w:ascii="Times New Roman" w:hAnsi="Times New Roman" w:eastAsia="Consolas" w:cs="Times New Roman"/>
               </w:rPr>
               <w:t>image_id</w:t>
             </w:r>
             <w:r>
+              <w:rPr>
+                <w:rFonts w:hint="default" w:ascii="Times New Roman" w:hAnsi="Times New Roman" w:cs="Times New Roman"/>
+              </w:rPr>
               <w:t xml:space="preserve"> (PK), </w:t>
             </w:r>
             <w:r>
               <w:rPr>
-                <w:rFonts w:ascii="Consolas" w:hAnsi="Consolas" w:eastAsia="Consolas" w:cs="Consolas"/>
+                <w:rFonts w:hint="default" w:ascii="Times New Roman" w:hAnsi="Times New Roman" w:eastAsia="Consolas" w:cs="Times New Roman"/>
               </w:rPr>
               <w:t>landmark_id</w:t>
             </w:r>
             <w:r>
+              <w:rPr>
+                <w:rFonts w:hint="default" w:ascii="Times New Roman" w:hAnsi="Times New Roman" w:cs="Times New Roman"/>
+              </w:rPr>
               <w:t xml:space="preserve"> (FK), </w:t>
             </w:r>
             <w:r>
               <w:rPr>
-                <w:rFonts w:ascii="Consolas" w:hAnsi="Consolas" w:eastAsia="Consolas" w:cs="Consolas"/>
+                <w:rFonts w:hint="default" w:ascii="Times New Roman" w:hAnsi="Times New Roman" w:eastAsia="Consolas" w:cs="Times New Roman"/>
               </w:rPr>
               <w:t>image_url</w:t>
             </w:r>
             <w:r>
+              <w:rPr>
+                <w:rFonts w:hint="default" w:ascii="Times New Roman" w:hAnsi="Times New Roman" w:cs="Times New Roman"/>
+              </w:rPr>
               <w:t xml:space="preserve">, </w:t>
             </w:r>
             <w:r>
               <w:rPr>
-                <w:rFonts w:ascii="Consolas" w:hAnsi="Consolas" w:eastAsia="Consolas" w:cs="Consolas"/>
+                <w:rFonts w:hint="default" w:ascii="Times New Roman" w:hAnsi="Times New Roman" w:eastAsia="Consolas" w:cs="Times New Roman"/>
               </w:rPr>
               <w:t>sort_order</w:t>
             </w:r>
@@ -21270,73 +21352,97 @@
             <w:pPr>
               <w:spacing w:before="0" w:beforeAutospacing="0" w:after="0" w:afterAutospacing="0"/>
               <w:ind w:firstLine="0"/>
-            </w:pPr>
-            <w:r>
-              <w:rPr>
-                <w:rFonts w:ascii="Consolas" w:hAnsi="Consolas" w:eastAsia="Consolas" w:cs="Consolas"/>
+              <w:rPr>
+                <w:rFonts w:hint="default" w:ascii="Times New Roman" w:hAnsi="Times New Roman" w:cs="Times New Roman"/>
+              </w:rPr>
+            </w:pPr>
+            <w:r>
+              <w:rPr>
+                <w:rFonts w:hint="default" w:ascii="Times New Roman" w:hAnsi="Times New Roman" w:eastAsia="Consolas" w:cs="Times New Roman"/>
               </w:rPr>
               <w:t>proposal_id</w:t>
             </w:r>
             <w:r>
+              <w:rPr>
+                <w:rFonts w:hint="default" w:ascii="Times New Roman" w:hAnsi="Times New Roman" w:cs="Times New Roman"/>
+              </w:rPr>
               <w:t xml:space="preserve"> (PK), </w:t>
             </w:r>
             <w:r>
               <w:rPr>
-                <w:rFonts w:ascii="Consolas" w:hAnsi="Consolas" w:eastAsia="Consolas" w:cs="Consolas"/>
+                <w:rFonts w:hint="default" w:ascii="Times New Roman" w:hAnsi="Times New Roman" w:eastAsia="Consolas" w:cs="Times New Roman"/>
               </w:rPr>
               <w:t>landmark_id</w:t>
             </w:r>
             <w:r>
+              <w:rPr>
+                <w:rFonts w:hint="default" w:ascii="Times New Roman" w:hAnsi="Times New Roman" w:cs="Times New Roman"/>
+              </w:rPr>
               <w:t xml:space="preserve"> (FK), </w:t>
             </w:r>
             <w:r>
               <w:rPr>
-                <w:rFonts w:ascii="Consolas" w:hAnsi="Consolas" w:eastAsia="Consolas" w:cs="Consolas"/>
+                <w:rFonts w:hint="default" w:ascii="Times New Roman" w:hAnsi="Times New Roman" w:eastAsia="Consolas" w:cs="Times New Roman"/>
               </w:rPr>
               <w:t>manager_id</w:t>
             </w:r>
             <w:r>
+              <w:rPr>
+                <w:rFonts w:hint="default" w:ascii="Times New Roman" w:hAnsi="Times New Roman" w:cs="Times New Roman"/>
+              </w:rPr>
               <w:t xml:space="preserve"> (FK), </w:t>
             </w:r>
             <w:r>
               <w:rPr>
-                <w:rFonts w:ascii="Consolas" w:hAnsi="Consolas" w:eastAsia="Consolas" w:cs="Consolas"/>
+                <w:rFonts w:hint="default" w:ascii="Times New Roman" w:hAnsi="Times New Roman" w:eastAsia="Consolas" w:cs="Times New Roman"/>
               </w:rPr>
               <w:t>status</w:t>
             </w:r>
             <w:r>
+              <w:rPr>
+                <w:rFonts w:hint="default" w:ascii="Times New Roman" w:hAnsi="Times New Roman" w:cs="Times New Roman"/>
+              </w:rPr>
               <w:t xml:space="preserve"> (PENDING/ACCEPTED/REJECTED), proposed content fields (title, subtitle, coordinates, description, transcript, VI/EN audio, background), </w:t>
             </w:r>
             <w:r>
               <w:rPr>
-                <w:rFonts w:ascii="Consolas" w:hAnsi="Consolas" w:eastAsia="Consolas" w:cs="Consolas"/>
+                <w:rFonts w:hint="default" w:ascii="Times New Roman" w:hAnsi="Times New Roman" w:eastAsia="Consolas" w:cs="Times New Roman"/>
               </w:rPr>
               <w:t>review_note</w:t>
             </w:r>
             <w:r>
+              <w:rPr>
+                <w:rFonts w:hint="default" w:ascii="Times New Roman" w:hAnsi="Times New Roman" w:cs="Times New Roman"/>
+              </w:rPr>
               <w:t xml:space="preserve">, </w:t>
             </w:r>
             <w:r>
               <w:rPr>
-                <w:rFonts w:ascii="Consolas" w:hAnsi="Consolas" w:eastAsia="Consolas" w:cs="Consolas"/>
+                <w:rFonts w:hint="default" w:ascii="Times New Roman" w:hAnsi="Times New Roman" w:eastAsia="Consolas" w:cs="Times New Roman"/>
               </w:rPr>
               <w:t>reviewed_by</w:t>
             </w:r>
             <w:r>
+              <w:rPr>
+                <w:rFonts w:hint="default" w:ascii="Times New Roman" w:hAnsi="Times New Roman" w:cs="Times New Roman"/>
+              </w:rPr>
               <w:t xml:space="preserve"> (FK), </w:t>
             </w:r>
             <w:r>
               <w:rPr>
-                <w:rFonts w:ascii="Consolas" w:hAnsi="Consolas" w:eastAsia="Consolas" w:cs="Consolas"/>
+                <w:rFonts w:hint="default" w:ascii="Times New Roman" w:hAnsi="Times New Roman" w:eastAsia="Consolas" w:cs="Times New Roman"/>
               </w:rPr>
               <w:t>submitted_at</w:t>
             </w:r>
             <w:r>
+              <w:rPr>
+                <w:rFonts w:hint="default" w:ascii="Times New Roman" w:hAnsi="Times New Roman" w:cs="Times New Roman"/>
+              </w:rPr>
               <w:t xml:space="preserve">, </w:t>
             </w:r>
             <w:r>
               <w:rPr>
-                <w:rFonts w:ascii="Consolas" w:hAnsi="Consolas" w:eastAsia="Consolas" w:cs="Consolas"/>
+                <w:rFonts w:hint="default" w:ascii="Times New Roman" w:hAnsi="Times New Roman" w:eastAsia="Consolas" w:cs="Times New Roman"/>
               </w:rPr>
               <w:t>reviewed_at</w:t>
             </w:r>
@@ -21403,37 +21509,49 @@
             <w:pPr>
               <w:spacing w:before="0" w:beforeAutospacing="0" w:after="0" w:afterAutospacing="0"/>
               <w:ind w:firstLine="0"/>
-            </w:pPr>
-            <w:r>
-              <w:rPr>
-                <w:rFonts w:ascii="Consolas" w:hAnsi="Consolas" w:eastAsia="Consolas" w:cs="Consolas"/>
+              <w:rPr>
+                <w:rFonts w:hint="default" w:ascii="Times New Roman" w:hAnsi="Times New Roman" w:cs="Times New Roman"/>
+              </w:rPr>
+            </w:pPr>
+            <w:r>
+              <w:rPr>
+                <w:rFonts w:hint="default" w:ascii="Times New Roman" w:hAnsi="Times New Roman" w:eastAsia="Consolas" w:cs="Times New Roman"/>
               </w:rPr>
               <w:t>proposal_image_id</w:t>
             </w:r>
             <w:r>
+              <w:rPr>
+                <w:rFonts w:hint="default" w:ascii="Times New Roman" w:hAnsi="Times New Roman" w:cs="Times New Roman"/>
+              </w:rPr>
               <w:t xml:space="preserve"> (PK), </w:t>
             </w:r>
             <w:r>
               <w:rPr>
-                <w:rFonts w:ascii="Consolas" w:hAnsi="Consolas" w:eastAsia="Consolas" w:cs="Consolas"/>
+                <w:rFonts w:hint="default" w:ascii="Times New Roman" w:hAnsi="Times New Roman" w:eastAsia="Consolas" w:cs="Times New Roman"/>
               </w:rPr>
               <w:t>proposal_id</w:t>
             </w:r>
             <w:r>
+              <w:rPr>
+                <w:rFonts w:hint="default" w:ascii="Times New Roman" w:hAnsi="Times New Roman" w:cs="Times New Roman"/>
+              </w:rPr>
               <w:t xml:space="preserve"> (FK), </w:t>
             </w:r>
             <w:r>
               <w:rPr>
-                <w:rFonts w:ascii="Consolas" w:hAnsi="Consolas" w:eastAsia="Consolas" w:cs="Consolas"/>
+                <w:rFonts w:hint="default" w:ascii="Times New Roman" w:hAnsi="Times New Roman" w:eastAsia="Consolas" w:cs="Times New Roman"/>
               </w:rPr>
               <w:t>image_url</w:t>
             </w:r>
             <w:r>
+              <w:rPr>
+                <w:rFonts w:hint="default" w:ascii="Times New Roman" w:hAnsi="Times New Roman" w:cs="Times New Roman"/>
+              </w:rPr>
               <w:t xml:space="preserve">, </w:t>
             </w:r>
             <w:r>
               <w:rPr>
-                <w:rFonts w:ascii="Consolas" w:hAnsi="Consolas" w:eastAsia="Consolas" w:cs="Consolas"/>
+                <w:rFonts w:hint="default" w:ascii="Times New Roman" w:hAnsi="Times New Roman" w:eastAsia="Consolas" w:cs="Times New Roman"/>
               </w:rPr>
               <w:t>sort_order</w:t>
             </w:r>
@@ -21500,23 +21618,32 @@
             <w:pPr>
               <w:spacing w:before="0" w:beforeAutospacing="0" w:after="0" w:afterAutospacing="0"/>
               <w:ind w:firstLine="0"/>
-            </w:pPr>
-            <w:r>
-              <w:rPr>
-                <w:rFonts w:ascii="Consolas" w:hAnsi="Consolas" w:eastAsia="Consolas" w:cs="Consolas"/>
+              <w:rPr>
+                <w:rFonts w:hint="default" w:ascii="Times New Roman" w:hAnsi="Times New Roman" w:cs="Times New Roman"/>
+              </w:rPr>
+            </w:pPr>
+            <w:r>
+              <w:rPr>
+                <w:rFonts w:hint="default" w:ascii="Times New Roman" w:hAnsi="Times New Roman" w:eastAsia="Consolas" w:cs="Times New Roman"/>
               </w:rPr>
               <w:t>route_id</w:t>
             </w:r>
             <w:r>
+              <w:rPr>
+                <w:rFonts w:hint="default" w:ascii="Times New Roman" w:hAnsi="Times New Roman" w:cs="Times New Roman"/>
+              </w:rPr>
               <w:t xml:space="preserve"> (PK), </w:t>
             </w:r>
             <w:r>
               <w:rPr>
-                <w:rFonts w:ascii="Consolas" w:hAnsi="Consolas" w:eastAsia="Consolas" w:cs="Consolas"/>
+                <w:rFonts w:hint="default" w:ascii="Times New Roman" w:hAnsi="Times New Roman" w:eastAsia="Consolas" w:cs="Times New Roman"/>
               </w:rPr>
               <w:t>route_number</w:t>
             </w:r>
             <w:r>
+              <w:rPr>
+                <w:rFonts w:hint="default" w:ascii="Times New Roman" w:hAnsi="Times New Roman" w:cs="Times New Roman"/>
+              </w:rPr>
               <w:t xml:space="preserve"> (UNIQUE)</w:t>
             </w:r>
           </w:p>
@@ -21582,37 +21709,49 @@
             <w:pPr>
               <w:spacing w:before="0" w:beforeAutospacing="0" w:after="0" w:afterAutospacing="0"/>
               <w:ind w:firstLine="0"/>
-            </w:pPr>
-            <w:r>
-              <w:rPr>
-                <w:rFonts w:ascii="Consolas" w:hAnsi="Consolas" w:eastAsia="Consolas" w:cs="Consolas"/>
+              <w:rPr>
+                <w:rFonts w:hint="default" w:ascii="Times New Roman" w:hAnsi="Times New Roman" w:cs="Times New Roman"/>
+              </w:rPr>
+            </w:pPr>
+            <w:r>
+              <w:rPr>
+                <w:rFonts w:hint="default" w:ascii="Times New Roman" w:hAnsi="Times New Roman" w:eastAsia="Consolas" w:cs="Times New Roman"/>
               </w:rPr>
               <w:t>stop_id</w:t>
             </w:r>
             <w:r>
+              <w:rPr>
+                <w:rFonts w:hint="default" w:ascii="Times New Roman" w:hAnsi="Times New Roman" w:cs="Times New Roman"/>
+              </w:rPr>
               <w:t xml:space="preserve"> (PK), </w:t>
             </w:r>
             <w:r>
               <w:rPr>
-                <w:rFonts w:ascii="Consolas" w:hAnsi="Consolas" w:eastAsia="Consolas" w:cs="Consolas"/>
+                <w:rFonts w:hint="default" w:ascii="Times New Roman" w:hAnsi="Times New Roman" w:eastAsia="Consolas" w:cs="Times New Roman"/>
               </w:rPr>
               <w:t>stop_name</w:t>
             </w:r>
             <w:r>
+              <w:rPr>
+                <w:rFonts w:hint="default" w:ascii="Times New Roman" w:hAnsi="Times New Roman" w:cs="Times New Roman"/>
+              </w:rPr>
               <w:t xml:space="preserve">, </w:t>
             </w:r>
             <w:r>
               <w:rPr>
-                <w:rFonts w:ascii="Consolas" w:hAnsi="Consolas" w:eastAsia="Consolas" w:cs="Consolas"/>
+                <w:rFonts w:hint="default" w:ascii="Times New Roman" w:hAnsi="Times New Roman" w:eastAsia="Consolas" w:cs="Times New Roman"/>
               </w:rPr>
               <w:t>latitude</w:t>
             </w:r>
             <w:r>
+              <w:rPr>
+                <w:rFonts w:hint="default" w:ascii="Times New Roman" w:hAnsi="Times New Roman" w:cs="Times New Roman"/>
+              </w:rPr>
               <w:t xml:space="preserve">, </w:t>
             </w:r>
             <w:r>
               <w:rPr>
-                <w:rFonts w:ascii="Consolas" w:hAnsi="Consolas" w:eastAsia="Consolas" w:cs="Consolas"/>
+                <w:rFonts w:hint="default" w:ascii="Times New Roman" w:hAnsi="Times New Roman" w:eastAsia="Consolas" w:cs="Times New Roman"/>
               </w:rPr>
               <w:t>longitude</w:t>
             </w:r>
@@ -21692,68 +21831,92 @@
             <w:pPr>
               <w:spacing w:before="0" w:beforeAutospacing="0" w:after="0" w:afterAutospacing="0"/>
               <w:ind w:firstLine="0"/>
-            </w:pPr>
-            <w:r>
-              <w:rPr>
-                <w:rFonts w:ascii="Consolas" w:hAnsi="Consolas" w:eastAsia="Consolas" w:cs="Consolas"/>
+              <w:rPr>
+                <w:rFonts w:hint="default" w:ascii="Times New Roman" w:hAnsi="Times New Roman" w:cs="Times New Roman"/>
+              </w:rPr>
+            </w:pPr>
+            <w:r>
+              <w:rPr>
+                <w:rFonts w:hint="default" w:ascii="Times New Roman" w:hAnsi="Times New Roman" w:eastAsia="Consolas" w:cs="Times New Roman"/>
               </w:rPr>
               <w:t>connection_id</w:t>
             </w:r>
             <w:r>
+              <w:rPr>
+                <w:rFonts w:hint="default" w:ascii="Times New Roman" w:hAnsi="Times New Roman" w:cs="Times New Roman"/>
+              </w:rPr>
               <w:t xml:space="preserve"> (PK), </w:t>
             </w:r>
             <w:r>
               <w:rPr>
-                <w:rFonts w:ascii="Consolas" w:hAnsi="Consolas" w:eastAsia="Consolas" w:cs="Consolas"/>
+                <w:rFonts w:hint="default" w:ascii="Times New Roman" w:hAnsi="Times New Roman" w:eastAsia="Consolas" w:cs="Times New Roman"/>
               </w:rPr>
               <w:t>landmark_id</w:t>
             </w:r>
             <w:r>
+              <w:rPr>
+                <w:rFonts w:hint="default" w:ascii="Times New Roman" w:hAnsi="Times New Roman" w:cs="Times New Roman"/>
+              </w:rPr>
               <w:t xml:space="preserve"> (FK), </w:t>
             </w:r>
             <w:r>
               <w:rPr>
-                <w:rFonts w:ascii="Consolas" w:hAnsi="Consolas" w:eastAsia="Consolas" w:cs="Consolas"/>
+                <w:rFonts w:hint="default" w:ascii="Times New Roman" w:hAnsi="Times New Roman" w:eastAsia="Consolas" w:cs="Times New Roman"/>
               </w:rPr>
               <w:t>route_id</w:t>
             </w:r>
             <w:r>
+              <w:rPr>
+                <w:rFonts w:hint="default" w:ascii="Times New Roman" w:hAnsi="Times New Roman" w:cs="Times New Roman"/>
+              </w:rPr>
               <w:t xml:space="preserve"> (FK), </w:t>
             </w:r>
             <w:r>
               <w:rPr>
-                <w:rFonts w:ascii="Consolas" w:hAnsi="Consolas" w:eastAsia="Consolas" w:cs="Consolas"/>
+                <w:rFonts w:hint="default" w:ascii="Times New Roman" w:hAnsi="Times New Roman" w:eastAsia="Consolas" w:cs="Times New Roman"/>
               </w:rPr>
               <w:t>stop_id</w:t>
             </w:r>
             <w:r>
+              <w:rPr>
+                <w:rFonts w:hint="default" w:ascii="Times New Roman" w:hAnsi="Times New Roman" w:cs="Times New Roman"/>
+              </w:rPr>
               <w:t xml:space="preserve"> (FK), UNIQUE(</w:t>
             </w:r>
             <w:r>
               <w:rPr>
-                <w:rFonts w:ascii="Consolas" w:hAnsi="Consolas" w:eastAsia="Consolas" w:cs="Consolas"/>
+                <w:rFonts w:hint="default" w:ascii="Times New Roman" w:hAnsi="Times New Roman" w:eastAsia="Consolas" w:cs="Times New Roman"/>
               </w:rPr>
               <w:t>landmark_id</w:t>
             </w:r>
             <w:r>
+              <w:rPr>
+                <w:rFonts w:hint="default" w:ascii="Times New Roman" w:hAnsi="Times New Roman" w:cs="Times New Roman"/>
+              </w:rPr>
               <w:t xml:space="preserve">, </w:t>
             </w:r>
             <w:r>
               <w:rPr>
-                <w:rFonts w:ascii="Consolas" w:hAnsi="Consolas" w:eastAsia="Consolas" w:cs="Consolas"/>
+                <w:rFonts w:hint="default" w:ascii="Times New Roman" w:hAnsi="Times New Roman" w:eastAsia="Consolas" w:cs="Times New Roman"/>
               </w:rPr>
               <w:t>route_id</w:t>
             </w:r>
             <w:r>
+              <w:rPr>
+                <w:rFonts w:hint="default" w:ascii="Times New Roman" w:hAnsi="Times New Roman" w:cs="Times New Roman"/>
+              </w:rPr>
               <w:t xml:space="preserve">, </w:t>
             </w:r>
             <w:r>
               <w:rPr>
-                <w:rFonts w:ascii="Consolas" w:hAnsi="Consolas" w:eastAsia="Consolas" w:cs="Consolas"/>
+                <w:rFonts w:hint="default" w:ascii="Times New Roman" w:hAnsi="Times New Roman" w:eastAsia="Consolas" w:cs="Times New Roman"/>
               </w:rPr>
               <w:t>stop_id</w:t>
             </w:r>
             <w:r>
+              <w:rPr>
+                <w:rFonts w:hint="default" w:ascii="Times New Roman" w:hAnsi="Times New Roman" w:cs="Times New Roman"/>
+              </w:rPr>
               <w:t>) to prevent duplicates (E1)</w:t>
             </w:r>
           </w:p>
@@ -21819,66 +21982,426 @@
             <w:pPr>
               <w:spacing w:before="0" w:beforeAutospacing="0" w:after="0" w:afterAutospacing="0"/>
               <w:ind w:firstLine="0"/>
-            </w:pPr>
-            <w:r>
+              <w:rPr>
+                <w:rFonts w:hint="default" w:ascii="Times New Roman" w:hAnsi="Times New Roman" w:cs="Times New Roman"/>
+              </w:rPr>
+            </w:pPr>
+            <w:r>
+              <w:rPr>
+                <w:rFonts w:hint="default" w:ascii="Times New Roman" w:hAnsi="Times New Roman" w:eastAsia="Consolas" w:cs="Times New Roman"/>
+              </w:rPr>
+              <w:t>log_id</w:t>
+            </w:r>
+            <w:r>
+              <w:rPr>
+                <w:rFonts w:hint="default" w:ascii="Times New Roman" w:hAnsi="Times New Roman" w:cs="Times New Roman"/>
+              </w:rPr>
+              <w:t xml:space="preserve"> (PK), </w:t>
+            </w:r>
+            <w:r>
+              <w:rPr>
+                <w:rFonts w:hint="default" w:ascii="Times New Roman" w:hAnsi="Times New Roman" w:eastAsia="Consolas" w:cs="Times New Roman"/>
+              </w:rPr>
+              <w:t>user_id</w:t>
+            </w:r>
+            <w:r>
+              <w:rPr>
+                <w:rFonts w:hint="default" w:ascii="Times New Roman" w:hAnsi="Times New Roman" w:cs="Times New Roman"/>
+              </w:rPr>
+              <w:t xml:space="preserve"> (FK), </w:t>
+            </w:r>
+            <w:r>
+              <w:rPr>
+                <w:rFonts w:hint="default" w:ascii="Times New Roman" w:hAnsi="Times New Roman" w:eastAsia="Consolas" w:cs="Times New Roman"/>
+              </w:rPr>
+              <w:t>action_type</w:t>
+            </w:r>
+            <w:r>
+              <w:rPr>
+                <w:rFonts w:hint="default" w:ascii="Times New Roman" w:hAnsi="Times New Roman" w:cs="Times New Roman"/>
+              </w:rPr>
+              <w:t xml:space="preserve">, </w:t>
+            </w:r>
+            <w:r>
+              <w:rPr>
+                <w:rFonts w:hint="default" w:ascii="Times New Roman" w:hAnsi="Times New Roman" w:eastAsia="Consolas" w:cs="Times New Roman"/>
+              </w:rPr>
+              <w:t>target_type</w:t>
+            </w:r>
+            <w:r>
+              <w:rPr>
+                <w:rFonts w:hint="default" w:ascii="Times New Roman" w:hAnsi="Times New Roman" w:cs="Times New Roman"/>
+              </w:rPr>
+              <w:t xml:space="preserve">, </w:t>
+            </w:r>
+            <w:r>
+              <w:rPr>
+                <w:rFonts w:hint="default" w:ascii="Times New Roman" w:hAnsi="Times New Roman" w:eastAsia="Consolas" w:cs="Times New Roman"/>
+              </w:rPr>
+              <w:t>target_id</w:t>
+            </w:r>
+            <w:r>
+              <w:rPr>
+                <w:rFonts w:hint="default" w:ascii="Times New Roman" w:hAnsi="Times New Roman" w:cs="Times New Roman"/>
+              </w:rPr>
+              <w:t xml:space="preserve">, </w:t>
+            </w:r>
+            <w:r>
+              <w:rPr>
+                <w:rFonts w:hint="default" w:ascii="Times New Roman" w:hAnsi="Times New Roman" w:eastAsia="Consolas" w:cs="Times New Roman"/>
+              </w:rPr>
+              <w:t>description</w:t>
+            </w:r>
+            <w:r>
+              <w:rPr>
+                <w:rFonts w:hint="default" w:ascii="Times New Roman" w:hAnsi="Times New Roman" w:cs="Times New Roman"/>
+              </w:rPr>
+              <w:t xml:space="preserve">, </w:t>
+            </w:r>
+            <w:r>
+              <w:rPr>
+                <w:rFonts w:hint="default" w:ascii="Times New Roman" w:hAnsi="Times New Roman" w:eastAsia="Consolas" w:cs="Times New Roman"/>
+              </w:rPr>
+              <w:t>created_at</w:t>
+            </w:r>
+          </w:p>
+        </w:tc>
+      </w:tr>
+      <w:tr>
+        <w:tblPrEx>
+          <w:tblBorders>
+            <w:top w:val="single" w:color="auto" w:sz="4" w:space="0"/>
+            <w:left w:val="single" w:color="auto" w:sz="4" w:space="0"/>
+            <w:bottom w:val="single" w:color="auto" w:sz="4" w:space="0"/>
+            <w:right w:val="single" w:color="auto" w:sz="4" w:space="0"/>
+            <w:insideH w:val="single" w:color="auto" w:sz="4" w:space="0"/>
+            <w:insideV w:val="single" w:color="auto" w:sz="4" w:space="0"/>
+          </w:tblBorders>
+          <w:tblCellMar>
+            <w:top w:w="0" w:type="dxa"/>
+            <w:left w:w="108" w:type="dxa"/>
+            <w:bottom w:w="0" w:type="dxa"/>
+            <w:right w:w="108" w:type="dxa"/>
+          </w:tblCellMar>
+        </w:tblPrEx>
+        <w:trPr>
+          <w:trHeight w:val="300" w:hRule="atLeast"/>
+        </w:trPr>
+        <w:tc>
+          <w:tcPr>
+            <w:tcW w:w="3045" w:type="dxa"/>
+          </w:tcPr>
+          <w:p>
+            <w:pPr>
+              <w:spacing w:before="0" w:beforeAutospacing="0" w:after="0" w:afterAutospacing="0"/>
+              <w:ind w:firstLine="0"/>
+              <w:rPr>
+                <w:b/>
+                <w:bCs/>
+                <w:sz w:val="28"/>
+                <w:szCs w:val="28"/>
+              </w:rPr>
+            </w:pPr>
+            <w:r>
+              <w:rPr>
+                <w:rFonts w:hint="default" w:ascii="Times New Roman" w:hAnsi="Times New Roman" w:eastAsia="SimSun" w:cs="Times New Roman"/>
+                <w:b/>
+                <w:bCs/>
+                <w:i w:val="0"/>
+                <w:iCs w:val="0"/>
+                <w:caps w:val="0"/>
+                <w:color w:val="000000"/>
+                <w:spacing w:val="0"/>
+                <w:sz w:val="28"/>
+                <w:szCs w:val="28"/>
+                <w:shd w:val="clear" w:fill="FFFFFF"/>
+              </w:rPr>
+              <w:t>ANALYTICS_VISITORS</w:t>
+            </w:r>
+          </w:p>
+        </w:tc>
+        <w:tc>
+          <w:tcPr>
+            <w:tcW w:w="2100" w:type="dxa"/>
+          </w:tcPr>
+          <w:p>
+            <w:pPr>
+              <w:spacing w:before="0" w:beforeAutospacing="0" w:after="0" w:afterAutospacing="0"/>
+              <w:ind w:firstLine="0"/>
+              <w:rPr>
+                <w:sz w:val="28"/>
+                <w:szCs w:val="28"/>
+              </w:rPr>
+            </w:pPr>
+            <w:r>
+              <w:rPr>
+                <w:rFonts w:hint="default" w:ascii="Times New Roman" w:hAnsi="Times New Roman" w:eastAsia="SimSun" w:cs="Times New Roman"/>
+                <w:i w:val="0"/>
+                <w:iCs w:val="0"/>
+                <w:caps w:val="0"/>
+                <w:color w:val="000000"/>
+                <w:spacing w:val="0"/>
+                <w:sz w:val="28"/>
+                <w:szCs w:val="28"/>
+                <w:shd w:val="clear" w:fill="FFFFFF"/>
+              </w:rPr>
+              <w:t>Visitor analytics records used to track application usage and visits</w:t>
+            </w:r>
+          </w:p>
+        </w:tc>
+        <w:tc>
+          <w:tcPr>
+            <w:tcW w:w="5775" w:type="dxa"/>
+          </w:tcPr>
+          <w:p>
+            <w:pPr>
+              <w:spacing w:before="0" w:beforeAutospacing="0" w:after="0" w:afterAutospacing="0"/>
+              <w:ind w:firstLine="0"/>
               <w:rPr>
                 <w:rFonts w:ascii="Consolas" w:hAnsi="Consolas" w:eastAsia="Consolas" w:cs="Consolas"/>
-              </w:rPr>
-              <w:t>log_id</w:t>
-            </w:r>
-            <w:r>
-              <w:t xml:space="preserve"> (PK), </w:t>
-            </w:r>
-            <w:r>
+                <w:sz w:val="28"/>
+                <w:szCs w:val="28"/>
+              </w:rPr>
+            </w:pPr>
+            <w:r>
+              <w:rPr>
+                <w:rFonts w:hint="default" w:ascii="Times New Roman" w:hAnsi="Times New Roman" w:eastAsia="SimSun" w:cs="Times New Roman"/>
+                <w:i w:val="0"/>
+                <w:iCs w:val="0"/>
+                <w:caps w:val="0"/>
+                <w:color w:val="000000"/>
+                <w:spacing w:val="0"/>
+                <w:sz w:val="28"/>
+                <w:szCs w:val="28"/>
+                <w:shd w:val="clear" w:fill="FFFFFF"/>
+              </w:rPr>
+              <w:t>Visitor analytics identifier (PK), visitor/session reference, visit metadata, timestamps; exact column names follow the ERD diagram</w:t>
+            </w:r>
+          </w:p>
+        </w:tc>
+      </w:tr>
+      <w:tr>
+        <w:tblPrEx>
+          <w:tblBorders>
+            <w:top w:val="single" w:color="auto" w:sz="4" w:space="0"/>
+            <w:left w:val="single" w:color="auto" w:sz="4" w:space="0"/>
+            <w:bottom w:val="single" w:color="auto" w:sz="4" w:space="0"/>
+            <w:right w:val="single" w:color="auto" w:sz="4" w:space="0"/>
+            <w:insideH w:val="single" w:color="auto" w:sz="4" w:space="0"/>
+            <w:insideV w:val="single" w:color="auto" w:sz="4" w:space="0"/>
+          </w:tblBorders>
+          <w:tblCellMar>
+            <w:top w:w="0" w:type="dxa"/>
+            <w:left w:w="108" w:type="dxa"/>
+            <w:bottom w:w="0" w:type="dxa"/>
+            <w:right w:w="108" w:type="dxa"/>
+          </w:tblCellMar>
+        </w:tblPrEx>
+        <w:trPr>
+          <w:trHeight w:val="300" w:hRule="atLeast"/>
+        </w:trPr>
+        <w:tc>
+          <w:tcPr>
+            <w:tcW w:w="3045" w:type="dxa"/>
+          </w:tcPr>
+          <w:p>
+            <w:pPr>
+              <w:spacing w:before="0" w:beforeAutospacing="0" w:after="0" w:afterAutospacing="0"/>
+              <w:ind w:firstLine="0"/>
+              <w:rPr>
+                <w:b/>
+                <w:bCs/>
+                <w:sz w:val="28"/>
+                <w:szCs w:val="28"/>
+              </w:rPr>
+            </w:pPr>
+            <w:r>
+              <w:rPr>
+                <w:rFonts w:hint="default" w:ascii="Times New Roman" w:hAnsi="Times New Roman" w:eastAsia="SimSun" w:cs="Times New Roman"/>
+                <w:b/>
+                <w:bCs/>
+                <w:i w:val="0"/>
+                <w:iCs w:val="0"/>
+                <w:caps w:val="0"/>
+                <w:color w:val="000000"/>
+                <w:spacing w:val="0"/>
+                <w:sz w:val="28"/>
+                <w:szCs w:val="28"/>
+                <w:shd w:val="clear" w:fill="FFFFFF"/>
+              </w:rPr>
+              <w:t>AUDIO_LISTENS</w:t>
+            </w:r>
+          </w:p>
+        </w:tc>
+        <w:tc>
+          <w:tcPr>
+            <w:tcW w:w="2100" w:type="dxa"/>
+          </w:tcPr>
+          <w:p>
+            <w:pPr>
+              <w:spacing w:before="0" w:beforeAutospacing="0" w:after="0" w:afterAutospacing="0"/>
+              <w:ind w:firstLine="0"/>
+              <w:rPr>
+                <w:sz w:val="28"/>
+                <w:szCs w:val="28"/>
+              </w:rPr>
+            </w:pPr>
+            <w:r>
+              <w:rPr>
+                <w:rFonts w:hint="default" w:ascii="Times New Roman" w:hAnsi="Times New Roman" w:eastAsia="SimSun" w:cs="Times New Roman"/>
+                <w:i w:val="0"/>
+                <w:iCs w:val="0"/>
+                <w:caps w:val="0"/>
+                <w:color w:val="000000"/>
+                <w:spacing w:val="0"/>
+                <w:sz w:val="28"/>
+                <w:szCs w:val="28"/>
+                <w:shd w:val="clear" w:fill="FFFFFF"/>
+              </w:rPr>
+              <w:t>Records audio-guide listening activity for usage statistics</w:t>
+            </w:r>
+          </w:p>
+        </w:tc>
+        <w:tc>
+          <w:tcPr>
+            <w:tcW w:w="5775" w:type="dxa"/>
+          </w:tcPr>
+          <w:p>
+            <w:pPr>
+              <w:spacing w:before="0" w:beforeAutospacing="0" w:after="0" w:afterAutospacing="0"/>
+              <w:ind w:firstLine="0"/>
               <w:rPr>
                 <w:rFonts w:ascii="Consolas" w:hAnsi="Consolas" w:eastAsia="Consolas" w:cs="Consolas"/>
-              </w:rPr>
-              <w:t>user_id</w:t>
-            </w:r>
-            <w:r>
-              <w:t xml:space="preserve"> (FK), </w:t>
-            </w:r>
-            <w:r>
+                <w:sz w:val="28"/>
+                <w:szCs w:val="28"/>
+              </w:rPr>
+            </w:pPr>
+            <w:r>
+              <w:rPr>
+                <w:rFonts w:hint="default" w:ascii="Times New Roman" w:hAnsi="Times New Roman" w:eastAsia="SimSun" w:cs="Times New Roman"/>
+                <w:i w:val="0"/>
+                <w:iCs w:val="0"/>
+                <w:caps w:val="0"/>
+                <w:color w:val="000000"/>
+                <w:spacing w:val="0"/>
+                <w:sz w:val="28"/>
+                <w:szCs w:val="28"/>
+                <w:shd w:val="clear" w:fill="FFFFFF"/>
+              </w:rPr>
+              <w:t>Audio listen identifier (PK), landmark reference (FK), visitor/session reference, audio language, listening timestamp; exact column names follow the ERD diagram</w:t>
+            </w:r>
+          </w:p>
+        </w:tc>
+      </w:tr>
+      <w:tr>
+        <w:tblPrEx>
+          <w:tblBorders>
+            <w:top w:val="single" w:color="auto" w:sz="4" w:space="0"/>
+            <w:left w:val="single" w:color="auto" w:sz="4" w:space="0"/>
+            <w:bottom w:val="single" w:color="auto" w:sz="4" w:space="0"/>
+            <w:right w:val="single" w:color="auto" w:sz="4" w:space="0"/>
+            <w:insideH w:val="single" w:color="auto" w:sz="4" w:space="0"/>
+            <w:insideV w:val="single" w:color="auto" w:sz="4" w:space="0"/>
+          </w:tblBorders>
+          <w:tblCellMar>
+            <w:top w:w="0" w:type="dxa"/>
+            <w:left w:w="108" w:type="dxa"/>
+            <w:bottom w:w="0" w:type="dxa"/>
+            <w:right w:w="108" w:type="dxa"/>
+          </w:tblCellMar>
+        </w:tblPrEx>
+        <w:trPr>
+          <w:trHeight w:val="300" w:hRule="atLeast"/>
+        </w:trPr>
+        <w:tc>
+          <w:tcPr>
+            <w:tcW w:w="3045" w:type="dxa"/>
+          </w:tcPr>
+          <w:p>
+            <w:pPr>
+              <w:spacing w:before="0" w:beforeAutospacing="0" w:after="0" w:afterAutospacing="0"/>
+              <w:ind w:firstLine="0"/>
+              <w:rPr>
+                <w:b/>
+                <w:bCs/>
+                <w:sz w:val="28"/>
+                <w:szCs w:val="28"/>
+              </w:rPr>
+            </w:pPr>
+            <w:r>
+              <w:rPr>
+                <w:rFonts w:hint="default" w:ascii="Times New Roman" w:hAnsi="Times New Roman" w:eastAsia="SimSun" w:cs="Times New Roman"/>
+                <w:b/>
+                <w:bCs/>
+                <w:i w:val="0"/>
+                <w:iCs w:val="0"/>
+                <w:caps w:val="0"/>
+                <w:color w:val="000000"/>
+                <w:spacing w:val="0"/>
+                <w:sz w:val="28"/>
+                <w:szCs w:val="28"/>
+                <w:shd w:val="clear" w:fill="FFFFFF"/>
+              </w:rPr>
+              <w:t>DEVICE_SESSIONS</w:t>
+            </w:r>
+          </w:p>
+        </w:tc>
+        <w:tc>
+          <w:tcPr>
+            <w:tcW w:w="2100" w:type="dxa"/>
+          </w:tcPr>
+          <w:p>
+            <w:pPr>
+              <w:spacing w:before="0" w:beforeAutospacing="0" w:after="0" w:afterAutospacing="0"/>
+              <w:ind w:firstLine="0"/>
+              <w:rPr>
+                <w:sz w:val="28"/>
+                <w:szCs w:val="28"/>
+              </w:rPr>
+            </w:pPr>
+            <w:r>
+              <w:rPr>
+                <w:rFonts w:hint="default" w:ascii="Times New Roman" w:hAnsi="Times New Roman" w:eastAsia="SimSun" w:cs="Times New Roman"/>
+                <w:i w:val="0"/>
+                <w:iCs w:val="0"/>
+                <w:caps w:val="0"/>
+                <w:color w:val="000000"/>
+                <w:spacing w:val="0"/>
+                <w:sz w:val="28"/>
+                <w:szCs w:val="28"/>
+                <w:shd w:val="clear" w:fill="FFFFFF"/>
+              </w:rPr>
+              <w:t>Tracks application sessions associated with visitor device</w:t>
+            </w:r>
+          </w:p>
+        </w:tc>
+        <w:tc>
+          <w:tcPr>
+            <w:tcW w:w="5775" w:type="dxa"/>
+          </w:tcPr>
+          <w:p>
+            <w:pPr>
+              <w:spacing w:before="0" w:beforeAutospacing="0" w:after="0" w:afterAutospacing="0"/>
+              <w:ind w:firstLine="0"/>
               <w:rPr>
                 <w:rFonts w:ascii="Consolas" w:hAnsi="Consolas" w:eastAsia="Consolas" w:cs="Consolas"/>
-              </w:rPr>
-              <w:t>action_type</w:t>
-            </w:r>
-            <w:r>
-              <w:t xml:space="preserve">, </w:t>
-            </w:r>
-            <w:r>
-              <w:rPr>
-                <w:rFonts w:ascii="Consolas" w:hAnsi="Consolas" w:eastAsia="Consolas" w:cs="Consolas"/>
-              </w:rPr>
-              <w:t>target_type</w:t>
-            </w:r>
-            <w:r>
-              <w:t xml:space="preserve">, </w:t>
-            </w:r>
-            <w:r>
-              <w:rPr>
-                <w:rFonts w:ascii="Consolas" w:hAnsi="Consolas" w:eastAsia="Consolas" w:cs="Consolas"/>
-              </w:rPr>
-              <w:t>target_id</w:t>
-            </w:r>
-            <w:r>
-              <w:t xml:space="preserve">, </w:t>
-            </w:r>
-            <w:r>
-              <w:rPr>
-                <w:rFonts w:ascii="Consolas" w:hAnsi="Consolas" w:eastAsia="Consolas" w:cs="Consolas"/>
-              </w:rPr>
-              <w:t>description</w:t>
-            </w:r>
-            <w:r>
-              <w:t xml:space="preserve">, </w:t>
-            </w:r>
-            <w:r>
-              <w:rPr>
-                <w:rFonts w:ascii="Consolas" w:hAnsi="Consolas" w:eastAsia="Consolas" w:cs="Consolas"/>
-              </w:rPr>
-              <w:t>created_at</w:t>
+                <w:sz w:val="28"/>
+                <w:szCs w:val="28"/>
+              </w:rPr>
+            </w:pPr>
+            <w:r>
+              <w:rPr>
+                <w:rFonts w:hint="default" w:ascii="Times New Roman" w:hAnsi="Times New Roman" w:eastAsia="SimSun" w:cs="Times New Roman"/>
+                <w:i w:val="0"/>
+                <w:iCs w:val="0"/>
+                <w:caps w:val="0"/>
+                <w:color w:val="000000"/>
+                <w:spacing w:val="0"/>
+                <w:sz w:val="28"/>
+                <w:szCs w:val="28"/>
+                <w:shd w:val="clear" w:fill="FFFFFF"/>
+              </w:rPr>
+              <w:t>Device session identifier (PK), device/session reference, activity timestamps, session metadata; exact column names follow the ERD diagram</w:t>
             </w:r>
           </w:p>
         </w:tc>
@@ -22209,8 +22732,6 @@
           </wp:inline>
         </w:drawing>
       </w:r>
-      <w:bookmarkStart w:id="21" w:name="_GoBack"/>
-      <w:bookmarkEnd w:id="21"/>
       <w:r>
         <w:br w:type="textWrapping"/>
       </w:r>
@@ -23187,8 +23708,8 @@
     <w:lsdException w:uiPriority="99" w:name="index 7"/>
     <w:lsdException w:uiPriority="99" w:name="index 8"/>
     <w:lsdException w:uiPriority="99" w:name="index 9"/>
-    <w:lsdException w:uiPriority="39" w:semiHidden="0" w:name="toc 1"/>
-    <w:lsdException w:uiPriority="39" w:semiHidden="0" w:name="toc 2"/>
+    <w:lsdException w:qFormat="1" w:uiPriority="39" w:semiHidden="0" w:name="toc 1"/>
+    <w:lsdException w:qFormat="1" w:uiPriority="39" w:semiHidden="0" w:name="toc 2"/>
     <w:lsdException w:qFormat="1" w:uiPriority="39" w:semiHidden="0" w:name="toc 3"/>
     <w:lsdException w:uiPriority="39" w:name="toc 4"/>
     <w:lsdException w:uiPriority="39" w:name="toc 5"/>
@@ -23271,7 +23792,7 @@
     <w:lsdException w:uiPriority="99" w:name="HTML Sample"/>
     <w:lsdException w:uiPriority="99" w:name="HTML Typewriter"/>
     <w:lsdException w:uiPriority="99" w:name="HTML Variable"/>
-    <w:lsdException w:uiPriority="99" w:name="Normal Table"/>
+    <w:lsdException w:qFormat="1" w:uiPriority="99" w:name="Normal Table"/>
     <w:lsdException w:uiPriority="99" w:name="annotation subject"/>
     <w:lsdException w:uiPriority="99" w:name="Table Simple 1"/>
     <w:lsdException w:uiPriority="99" w:name="Table Simple 2"/>
@@ -23562,6 +24083,7 @@
     <w:name w:val="Normal Table"/>
     <w:semiHidden/>
     <w:unhideWhenUsed/>
+    <w:qFormat/>
     <w:uiPriority w:val="99"/>
     <w:tblPr>
       <w:tblCellMar>
@@ -23714,6 +24236,7 @@
     <w:next w:val="1"/>
     <w:autoRedefine/>
     <w:unhideWhenUsed/>
+    <w:qFormat/>
     <w:uiPriority w:val="39"/>
     <w:pPr>
       <w:tabs>
@@ -23732,6 +24255,7 @@
     <w:next w:val="1"/>
     <w:autoRedefine/>
     <w:unhideWhenUsed/>
+    <w:qFormat/>
     <w:uiPriority w:val="39"/>
     <w:pPr>
       <w:spacing w:after="100"/>
@@ -23794,6 +24318,7 @@
     <w:name w:val="table Char"/>
     <w:basedOn w:val="8"/>
     <w:link w:val="25"/>
+    <w:qFormat/>
     <w:uiPriority w:val="0"/>
     <w:rPr>
       <w:rFonts w:eastAsia="Arial" w:cs="Arial"/>
@@ -23811,6 +24336,7 @@
     <w:name w:val="Header Char"/>
     <w:basedOn w:val="8"/>
     <w:link w:val="11"/>
+    <w:qFormat/>
     <w:uiPriority w:val="99"/>
     <w:rPr>
       <w:rFonts w:eastAsia="Arial" w:cs="Arial"/>
@@ -23828,6 +24354,7 @@
     <w:name w:val="Footer Char"/>
     <w:basedOn w:val="8"/>
     <w:link w:val="10"/>
+    <w:qFormat/>
     <w:uiPriority w:val="99"/>
     <w:rPr>
       <w:rFonts w:eastAsia="Arial" w:cs="Arial"/>
